--- a/Starbucks/Starbucks_데이터_문제점/문제 정리.docx
+++ b/Starbucks/Starbucks_데이터_문제점/문제 정리.docx
@@ -1310,12 +1310,29 @@
         </w:rPr>
         <w:t xml:space="preserve"> </w:t>
       </w:r>
-      <w:r>
-        <w:rPr>
-          <w:rFonts w:asciiTheme="minorEastAsia" w:hAnsiTheme="minorEastAsia"/>
-        </w:rPr>
-        <w:t>https://github.com/Ojirokim/data-analysis-practical-project/tree/main/%EB%8D%B0%EC%9D%B4%ED%84%B0_%EB%AC%B8%EC%A0%9C%EC%A0%90</w:t>
-      </w:r>
+      <w:hyperlink r:id="rId9" w:history="1">
+        <w:r>
+          <w:rPr>
+            <w:rStyle w:val="Hyperlink"/>
+            <w:rFonts w:asciiTheme="minorEastAsia" w:hAnsiTheme="minorEastAsia"/>
+          </w:rPr>
+          <w:t>https://github.com/Ojirokim/data-analysis-practical-project/tree/main/%EB</w:t>
+        </w:r>
+        <w:r>
+          <w:rPr>
+            <w:rStyle w:val="Hyperlink"/>
+            <w:rFonts w:asciiTheme="minorEastAsia" w:hAnsiTheme="minorEastAsia"/>
+          </w:rPr>
+          <w:t>%</w:t>
+        </w:r>
+        <w:r>
+          <w:rPr>
+            <w:rStyle w:val="Hyperlink"/>
+            <w:rFonts w:asciiTheme="minorEastAsia" w:hAnsiTheme="minorEastAsia"/>
+          </w:rPr>
+          <w:t>8D%B0%EC%9D%B4%ED%84%B0_%EB%AC%B8%EC%A0%9C%EC%A0%90</w:t>
+        </w:r>
+      </w:hyperlink>
     </w:p>
     <w:p>
       <w:pPr>
@@ -1396,7 +1413,7 @@
                     <pic:cNvPicPr/>
                   </pic:nvPicPr>
                   <pic:blipFill>
-                    <a:blip r:embed="rId9"/>
+                    <a:blip r:embed="rId10"/>
                     <a:stretch>
                       <a:fillRect/>
                     </a:stretch>
@@ -1443,7 +1460,7 @@
                     <pic:cNvPicPr/>
                   </pic:nvPicPr>
                   <pic:blipFill>
-                    <a:blip r:embed="rId10"/>
+                    <a:blip r:embed="rId11"/>
                     <a:stretch>
                       <a:fillRect/>
                     </a:stretch>
@@ -1568,7 +1585,7 @@
                     <pic:cNvPicPr/>
                   </pic:nvPicPr>
                   <pic:blipFill>
-                    <a:blip r:embed="rId11"/>
+                    <a:blip r:embed="rId12"/>
                     <a:stretch>
                       <a:fillRect/>
                     </a:stretch>
@@ -3152,6 +3169,41 @@
       <w:bCs/>
     </w:rPr>
   </w:style>
+  <w:style w:type="character" w:styleId="Hyperlink">
+    <w:name w:val="Hyperlink"/>
+    <w:basedOn w:val="DefaultParagraphFont"/>
+    <w:uiPriority w:val="99"/>
+    <w:unhideWhenUsed/>
+    <w:rsid w:val="00563D21"/>
+    <w:rPr>
+      <w:color w:val="467886" w:themeColor="hyperlink"/>
+      <w:u w:val="single"/>
+    </w:rPr>
+  </w:style>
+  <w:style w:type="character" w:styleId="UnresolvedMention">
+    <w:name w:val="Unresolved Mention"/>
+    <w:basedOn w:val="DefaultParagraphFont"/>
+    <w:uiPriority w:val="99"/>
+    <w:semiHidden/>
+    <w:unhideWhenUsed/>
+    <w:rsid w:val="00563D21"/>
+    <w:rPr>
+      <w:color w:val="605E5C"/>
+      <w:shd w:val="clear" w:color="auto" w:fill="E1DFDD"/>
+    </w:rPr>
+  </w:style>
+  <w:style w:type="character" w:styleId="FollowedHyperlink">
+    <w:name w:val="FollowedHyperlink"/>
+    <w:basedOn w:val="DefaultParagraphFont"/>
+    <w:uiPriority w:val="99"/>
+    <w:semiHidden/>
+    <w:unhideWhenUsed/>
+    <w:rsid w:val="00563D21"/>
+    <w:rPr>
+      <w:color w:val="96607D" w:themeColor="followedHyperlink"/>
+      <w:u w:val="single"/>
+    </w:rPr>
+  </w:style>
 </w:styles>
 </file>
 

--- a/Starbucks/Starbucks_데이터_문제점/문제 정리.docx
+++ b/Starbucks/Starbucks_데이터_문제점/문제 정리.docx
@@ -874,7 +874,19 @@
         <w:rPr>
           <w:rFonts w:asciiTheme="minorEastAsia" w:hAnsiTheme="minorEastAsia" w:hint="eastAsia"/>
         </w:rPr>
-        <w:t>결과적으로, 다양한 KPI 설계 시도가 이루어졌음에도 불구하고,</w:t>
+        <w:t>결</w:t>
+      </w:r>
+      <w:r>
+        <w:rPr>
+          <w:rFonts w:asciiTheme="minorEastAsia" w:hAnsiTheme="minorEastAsia" w:hint="eastAsia"/>
+        </w:rPr>
+        <w:t xml:space="preserve">국 </w:t>
+      </w:r>
+      <w:r>
+        <w:rPr>
+          <w:rFonts w:asciiTheme="minorEastAsia" w:hAnsiTheme="minorEastAsia" w:hint="eastAsia"/>
+        </w:rPr>
+        <w:t>다양한 KPI 설계 시도가 이루어졌음에도 불구하고,</w:t>
       </w:r>
       <w:r>
         <w:rPr>
@@ -1021,7 +1033,23 @@
           <w:kern w:val="0"/>
           <w14:ligatures w14:val="none"/>
         </w:rPr>
-        <w:t>결과적으로</w:t>
+        <w:t>결</w:t>
+      </w:r>
+      <w:r>
+        <w:rPr>
+          <w:rFonts w:asciiTheme="minorEastAsia" w:hAnsiTheme="minorEastAsia" w:cs="맑은 고딕" w:hint="eastAsia"/>
+          <w:kern w:val="0"/>
+          <w14:ligatures w14:val="none"/>
+        </w:rPr>
+        <w:t>론</w:t>
+      </w:r>
+      <w:r>
+        <w:rPr>
+          <w:rFonts w:asciiTheme="minorEastAsia" w:hAnsiTheme="minorEastAsia" w:cs="맑은 고딕"/>
+          <w:kern w:val="0"/>
+          <w14:ligatures w14:val="none"/>
+        </w:rPr>
+        <w:t>적으로</w:t>
       </w:r>
       <w:r>
         <w:rPr>
@@ -1316,21 +1344,7 @@
             <w:rStyle w:val="Hyperlink"/>
             <w:rFonts w:asciiTheme="minorEastAsia" w:hAnsiTheme="minorEastAsia"/>
           </w:rPr>
-          <w:t>https://github.com/Ojirokim/data-analysis-practical-project/tree/main/%EB</w:t>
-        </w:r>
-        <w:r>
-          <w:rPr>
-            <w:rStyle w:val="Hyperlink"/>
-            <w:rFonts w:asciiTheme="minorEastAsia" w:hAnsiTheme="minorEastAsia"/>
-          </w:rPr>
-          <w:t>%</w:t>
-        </w:r>
-        <w:r>
-          <w:rPr>
-            <w:rStyle w:val="Hyperlink"/>
-            <w:rFonts w:asciiTheme="minorEastAsia" w:hAnsiTheme="minorEastAsia"/>
-          </w:rPr>
-          <w:t>8D%B0%EC%9D%B4%ED%84%B0_%EB%AC%B8%EC%A0%9C%EC%A0%90</w:t>
+          <w:t>https://github.com/Ojirokim/data-analysis-practical-project/tree/main/%EB%8D%B0%EC%9D%B4%ED%84%B0_%EB%AC%B8%EC%A0%9C%EC%A0%90</w:t>
         </w:r>
       </w:hyperlink>
     </w:p>
